--- a/docs/bid/package/docx/05_PROGRAMMATIC_SECTIONS.docx
+++ b/docs/bid/package/docx/05_PROGRAMMATIC_SECTIONS.docx
@@ -47,16 +47,36 @@
     </w:p>
     <w:p>
       <w:r>
-        <w:t xml:space="preserve">Technical cross-references point to files at the bid freeze commit </w:t>
+        <w:t xml:space="preserve">Technical cross-references point to files at the technical source commit </w:t>
       </w:r>
       <w:r>
         <w:rPr>
           <w:rFonts w:ascii="Consolas" w:hAnsi="Consolas"/>
         </w:rPr>
-        <w:t>bbc480c</w:t>
+        <w:t>b0937e8</w:t>
       </w:r>
       <w:r>
-        <w:t>.</w:t>
+        <w:t xml:space="preserve"> (</w:t>
+      </w:r>
+      <w:r>
+        <w:rPr>
+          <w:rFonts w:ascii="Consolas" w:hAnsi="Consolas"/>
+        </w:rPr>
+        <w:t>b0937e88b4ad21cb31c5778aac4b3dca88fdd94a</w:t>
+      </w:r>
+      <w:r>
+        <w:t>, pinned by</w:t>
+      </w:r>
+    </w:p>
+    <w:p>
+      <w:r>
+        <w:rPr>
+          <w:rFonts w:ascii="Consolas" w:hAnsi="Consolas"/>
+        </w:rPr>
+        <w:t>docs/bid/bid_technical_baseline_v2.json</w:t>
+      </w:r>
+      <w:r>
+        <w:t>).</w:t>
       </w:r>
     </w:p>
     <w:p>
@@ -93,7 +113,21 @@
         <w:t>docs/procurement/rfq_a9_v3/rfq_a9_v3.json</w:t>
       </w:r>
       <w:r>
-        <w:t>) is COMPLETED_FOR_OWNER_DISPATCH_QUOTATION_ONLY; RVM-18</w:t>
+        <w:t>) is COMPLETED_FOR_OWNER_DISPATCH_QUOTATION_ONLY and its RFQ3-GAS</w:t>
+      </w:r>
+    </w:p>
+    <w:p>
+      <w:r>
+        <w:t>successor (</w:t>
+      </w:r>
+      <w:r>
+        <w:rPr>
+          <w:rFonts w:ascii="Consolas" w:hAnsi="Consolas"/>
+        </w:rPr>
+        <w:t>docs/procurement/rfq_a9_v3_gas_rev1/rfq3_gas_rev1.json</w:t>
+      </w:r>
+      <w:r>
+        <w:t>) is quotation-only; RVM-18</w:t>
       </w:r>
     </w:p>
     <w:p>
@@ -138,7 +172,7 @@
               <w:rPr>
                 <w:b/>
               </w:rPr>
-              <w:t>BoM lines (mass / power v3)</w:t>
+              <w:t>BoM lines (mass record mass_power_a9_v4)</w:t>
             </w:r>
           </w:p>
         </w:tc>

--- a/docs/bid/package/docx/05_PROGRAMMATIC_SECTIONS.docx
+++ b/docs/bid/package/docx/05_PROGRAMMATIC_SECTIONS.docx
@@ -53,7 +53,7 @@
         <w:rPr>
           <w:rFonts w:ascii="Consolas" w:hAnsi="Consolas"/>
         </w:rPr>
-        <w:t>b0937e8</w:t>
+        <w:t>5eee4b8</w:t>
       </w:r>
       <w:r>
         <w:t xml:space="preserve"> (</w:t>
@@ -62,7 +62,7 @@
         <w:rPr>
           <w:rFonts w:ascii="Consolas" w:hAnsi="Consolas"/>
         </w:rPr>
-        <w:t>b0937e88b4ad21cb31c5778aac4b3dca88fdd94a</w:t>
+        <w:t>5eee4b8c82a9403b6bb82d5f8d324526f5d6399b</w:t>
       </w:r>
       <w:r>
         <w:t>, pinned by</w:t>
@@ -172,7 +172,7 @@
               <w:rPr>
                 <w:b/>
               </w:rPr>
-              <w:t>BoM lines (mass record mass_power_a9_v4)</w:t>
+              <w:t>BoM lines (mass record mass_power_a9_v5)</w:t>
             </w:r>
           </w:p>
         </w:tc>

--- a/docs/bid/package/docx/05_PROGRAMMATIC_SECTIONS.docx
+++ b/docs/bid/package/docx/05_PROGRAMMATIC_SECTIONS.docx
@@ -1382,7 +1382,7 @@
           </w:tcPr>
           <w:p>
             <w:r>
-              <w:t>DPR template (pp. 22-25) and industry profile (pp. 32-33)</w:t>
+              <w:t>Part IV(A)-(H) forms (DPR, essential qualification criteria, technical capability evaluation, industry profile, NDA, acceptance letter, eligibility certificate, undertaking-cum-checklist)</w:t>
             </w:r>
           </w:p>
         </w:tc>
@@ -1392,7 +1392,7 @@
           </w:tcPr>
           <w:p>
             <w:r>
-              <w:t>screened from the PDF text layer only</w:t>
+              <w:t>owner review complete (A9.27)</w:t>
             </w:r>
           </w:p>
         </w:tc>
@@ -1402,7 +1402,7 @@
           </w:tcPr>
           <w:p>
             <w:r>
-              <w:t>OWNER_INPUT_REQUIRED (OIR-DOC-01)</w:t>
+              <w:t>REVIEW_COMPLETE_SUBMISSION_FORM_COMPLETION_PENDING (OIR-DOC-01; 06_SUBMISSION_CHECKLIST.md)</w:t>
             </w:r>
           </w:p>
         </w:tc>
